--- a/eng/docx/29.content.docx
+++ b/eng/docx/29.content.docx
@@ -136,13 +136,6 @@
         <w:rPr>
           <w:lang w:val="en_US" w:bidi="en_US"/>
         </w:rPr>
-      </w:r>
-      <w:r>
-        <w:rPr>
-          <w:i/>
-          <w:lang w:val="en_US" w:bidi="en_US"/>
-        </w:rPr>
-        <w:t>Joel 1:1, Joel 1:3, Joel 1:4, Joel 1:5, Joel 1:7, Joel 1:8, Joel 1:10, Joel 1:13, Joel 1:15, Joel 1:17, Joel 1:18, Joel 1:19, Joel 1:20, Joel 2:1, Joel 2:2, Joel 2:3, Joel 2:4, Joel 2:9, Joel 2:11, Joel 2:13, Joel 2:13 (#2), Joel 2:15, Joel 2:19, Joel 2:21, Joel 2:25, Joel 2:26–27, Joel 2:28–29, Joel 2:30, Joel 2:31, Joel 2:32, Joel 3:2, Joel 3:2 (#2), Joel 3:4, Joel 3:5, Joel 3:6, Joel 3:8, Joel 3:10, Joel 3:12, Joel 3:14, Joel 3:16, Joel 3:17, Joel 3:18, Joel 3:19</w:t>
       </w:r>
       <w:r>
         <w:rPr>

--- a/eng/docx/29.content.docx
+++ b/eng/docx/29.content.docx
@@ -123,19 +123,6 @@
           <w:lang w:val="en_US" w:bidi="en_US"/>
         </w:rPr>
         <w:t>JOL</w:t>
-      </w:r>
-      <w:r>
-        <w:rPr>
-          <w:lang w:val="en_US" w:bidi="en_US"/>
-        </w:rPr>
-      </w:r>
-    </w:p>
-    <w:p>
-      <w:pPr/>
-      <w:r>
-        <w:rPr>
-          <w:lang w:val="en_US" w:bidi="en_US"/>
-        </w:rPr>
       </w:r>
       <w:r>
         <w:rPr>

--- a/eng/docx/29.content.docx
+++ b/eng/docx/29.content.docx
@@ -19,7 +19,7 @@
         <w:rPr>
           <w:lang w:val="en_US" w:bidi="en_US"/>
         </w:rPr>
-        <w:t>Resource: Translation Questions (unfoldingWord)</w:t>
+        <w:t>Resource: unfoldingWord® Translation Questions</w:t>
       </w:r>
       <w:r>
         <w:rPr>
@@ -85,7 +85,7 @@
         <w:rPr>
           <w:lang w:val="en_US" w:bidi="en_US"/>
         </w:rPr>
-        <w:t>Translation Questions (unfoldingWord)</w:t>
+        <w:t>unfoldingWord® Translation Questions</w:t>
       </w:r>
     </w:p>
     <w:p>

--- a/eng/docx/29.content.docx
+++ b/eng/docx/29.content.docx
@@ -185,7 +185,7 @@
         <w:rPr>
           <w:lang w:val="en_US" w:bidi="en_US"/>
         </w:rPr>
-        <w:t>Joel 1:1</w:t>
+        <w:t>Joel 1:1 (#1)</w:t>
       </w:r>
       <w:r>
         <w:rPr>
@@ -248,7 +248,7 @@
         <w:rPr>
           <w:lang w:val="en_US" w:bidi="en_US"/>
         </w:rPr>
-        <w:t>Joel 1:3</w:t>
+        <w:t>Joel 1:3 (#1)</w:t>
       </w:r>
       <w:r>
         <w:rPr>
@@ -268,7 +268,7 @@
           <w:b/>
           <w:lang w:val="en_US" w:bidi="en_US"/>
         </w:rPr>
-        <w:t>To whom were the elder to tell the word of Yahweh?</w:t>
+        <w:t>To whom were the elders to tell the word of Yahweh?</w:t>
       </w:r>
     </w:p>
     <w:p>
@@ -311,7 +311,7 @@
         <w:rPr>
           <w:lang w:val="en_US" w:bidi="en_US"/>
         </w:rPr>
-        <w:t>Joel 1:4</w:t>
+        <w:t>Joel 1:4 (#1)</w:t>
       </w:r>
       <w:r>
         <w:rPr>
@@ -331,21 +331,21 @@
           <w:b/>
           <w:lang w:val="en_US" w:bidi="en_US"/>
         </w:rPr>
-        <w:t>What happened to what the great locusts have left?</w:t>
-      </w:r>
-    </w:p>
-    <w:p>
-      <w:pPr/>
-      <w:r>
-        <w:rPr>
-          <w:lang w:val="en_US" w:bidi="en_US"/>
-        </w:rPr>
-      </w:r>
-      <w:r>
-        <w:rPr>
-          <w:lang w:val="en_US" w:bidi="en_US"/>
-        </w:rPr>
-        <w:t>The grasshopper has eaten what the great locusts have left.</w:t>
+        <w:t>What happened to what the hopping locusts have left?</w:t>
+      </w:r>
+    </w:p>
+    <w:p>
+      <w:pPr/>
+      <w:r>
+        <w:rPr>
+          <w:lang w:val="en_US" w:bidi="en_US"/>
+        </w:rPr>
+      </w:r>
+      <w:r>
+        <w:rPr>
+          <w:lang w:val="en_US" w:bidi="en_US"/>
+        </w:rPr>
+        <w:t>The destroying locust ate what the hopping locusts left.</w:t>
       </w:r>
       <w:r>
         <w:rPr>
@@ -374,7 +374,7 @@
         <w:rPr>
           <w:lang w:val="en_US" w:bidi="en_US"/>
         </w:rPr>
-        <w:t>Joel 1:5</w:t>
+        <w:t>Joel 1:5 (#1)</w:t>
       </w:r>
       <w:r>
         <w:rPr>
@@ -437,7 +437,7 @@
         <w:rPr>
           <w:lang w:val="en_US" w:bidi="en_US"/>
         </w:rPr>
-        <w:t>Joel 1:7</w:t>
+        <w:t>Joel 1:7 (#1)</w:t>
       </w:r>
       <w:r>
         <w:rPr>
@@ -457,21 +457,21 @@
           <w:b/>
           <w:lang w:val="en_US" w:bidi="en_US"/>
         </w:rPr>
-        <w:t>Into what has the enemy made the vineyard?</w:t>
-      </w:r>
-    </w:p>
-    <w:p>
-      <w:pPr/>
-      <w:r>
-        <w:rPr>
-          <w:lang w:val="en_US" w:bidi="en_US"/>
-        </w:rPr>
-      </w:r>
-      <w:r>
-        <w:rPr>
-          <w:lang w:val="en_US" w:bidi="en_US"/>
-        </w:rPr>
-        <w:t>He has made the vineyard into a terrifying place.</w:t>
+        <w:t>Into what has the enemy made the vine?</w:t>
+      </w:r>
+    </w:p>
+    <w:p>
+      <w:pPr/>
+      <w:r>
+        <w:rPr>
+          <w:lang w:val="en_US" w:bidi="en_US"/>
+        </w:rPr>
+      </w:r>
+      <w:r>
+        <w:rPr>
+          <w:lang w:val="en_US" w:bidi="en_US"/>
+        </w:rPr>
+        <w:t>The enemy has made the vine into a waste.</w:t>
       </w:r>
       <w:r>
         <w:rPr>
@@ -500,7 +500,7 @@
         <w:rPr>
           <w:lang w:val="en_US" w:bidi="en_US"/>
         </w:rPr>
-        <w:t>Joel 1:8</w:t>
+        <w:t>Joel 1:8 (#1)</w:t>
       </w:r>
       <w:r>
         <w:rPr>
@@ -563,7 +563,7 @@
         <w:rPr>
           <w:lang w:val="en_US" w:bidi="en_US"/>
         </w:rPr>
-        <w:t>Joel 1:10</w:t>
+        <w:t>Joel 1:10 (#1)</w:t>
       </w:r>
       <w:r>
         <w:rPr>
@@ -597,7 +597,7 @@
         <w:rPr>
           <w:lang w:val="en_US" w:bidi="en_US"/>
         </w:rPr>
-        <w:t>The grain had been destroyed.</w:t>
+        <w:t>The grain has been destroyed.</w:t>
       </w:r>
       <w:r>
         <w:rPr>
@@ -626,7 +626,7 @@
         <w:rPr>
           <w:lang w:val="en_US" w:bidi="en_US"/>
         </w:rPr>
-        <w:t>Joel 1:13</w:t>
+        <w:t>Joel 1:13 (#1)</w:t>
       </w:r>
       <w:r>
         <w:rPr>
@@ -689,7 +689,7 @@
         <w:rPr>
           <w:lang w:val="en_US" w:bidi="en_US"/>
         </w:rPr>
-        <w:t>Joel 1:15</w:t>
+        <w:t>Joel 1:15 (#1)</w:t>
       </w:r>
       <w:r>
         <w:rPr>
@@ -752,7 +752,7 @@
         <w:rPr>
           <w:lang w:val="en_US" w:bidi="en_US"/>
         </w:rPr>
-        <w:t>Joel 1:17</w:t>
+        <w:t>Joel 1:17 (#1)</w:t>
       </w:r>
       <w:r>
         <w:rPr>
@@ -786,7 +786,7 @@
         <w:rPr>
           <w:lang w:val="en_US" w:bidi="en_US"/>
         </w:rPr>
-        <w:t>The barns have been broken down.</w:t>
+        <w:t>The storage places for grain have been broken down.</w:t>
       </w:r>
       <w:r>
         <w:rPr>
@@ -815,7 +815,7 @@
         <w:rPr>
           <w:lang w:val="en_US" w:bidi="en_US"/>
         </w:rPr>
-        <w:t>Joel 1:18</w:t>
+        <w:t>Joel 1:18 (#1)</w:t>
       </w:r>
       <w:r>
         <w:rPr>
@@ -878,7 +878,7 @@
         <w:rPr>
           <w:lang w:val="en_US" w:bidi="en_US"/>
         </w:rPr>
-        <w:t>Joel 1:19</w:t>
+        <w:t>Joel 1:19 (#1)</w:t>
       </w:r>
       <w:r>
         <w:rPr>
@@ -941,7 +941,7 @@
         <w:rPr>
           <w:lang w:val="en_US" w:bidi="en_US"/>
         </w:rPr>
-        <w:t>Joel 1:20</w:t>
+        <w:t>Joel 1:20 (#1)</w:t>
       </w:r>
       <w:r>
         <w:rPr>
@@ -975,7 +975,7 @@
         <w:rPr>
           <w:lang w:val="en_US" w:bidi="en_US"/>
         </w:rPr>
-        <w:t>The animals of the field pant for Yahweh</w:t>
+        <w:t>The animals of the field pant for Yahweh.</w:t>
       </w:r>
       <w:r>
         <w:rPr>
@@ -1004,7 +1004,7 @@
         <w:rPr>
           <w:lang w:val="en_US" w:bidi="en_US"/>
         </w:rPr>
-        <w:t>Joel 2:1</w:t>
+        <w:t>Joel 2:1 (#1)</w:t>
       </w:r>
       <w:r>
         <w:rPr>
@@ -1067,7 +1067,7 @@
         <w:rPr>
           <w:lang w:val="en_US" w:bidi="en_US"/>
         </w:rPr>
-        <w:t>Joel 2:2</w:t>
+        <w:t>Joel 2:2 (#1)</w:t>
       </w:r>
       <w:r>
         <w:rPr>
@@ -1130,7 +1130,7 @@
         <w:rPr>
           <w:lang w:val="en_US" w:bidi="en_US"/>
         </w:rPr>
-        <w:t>Joel 2:3</w:t>
+        <w:t>Joel 2:3 (#1)</w:t>
       </w:r>
       <w:r>
         <w:rPr>
@@ -1193,7 +1193,7 @@
         <w:rPr>
           <w:lang w:val="en_US" w:bidi="en_US"/>
         </w:rPr>
-        <w:t>Joel 2:4</w:t>
+        <w:t>Joel 2:4 (#1)</w:t>
       </w:r>
       <w:r>
         <w:rPr>
@@ -1213,21 +1213,21 @@
           <w:b/>
           <w:lang w:val="en_US" w:bidi="en_US"/>
         </w:rPr>
-        <w:t>What does the army look like and act like?</w:t>
-      </w:r>
-    </w:p>
-    <w:p>
-      <w:pPr/>
-      <w:r>
-        <w:rPr>
-          <w:lang w:val="en_US" w:bidi="en_US"/>
-        </w:rPr>
-      </w:r>
-      <w:r>
-        <w:rPr>
-          <w:lang w:val="en_US" w:bidi="en_US"/>
-        </w:rPr>
-        <w:t>The army looks like horses and runs like horsemen.</w:t>
+        <w:t>In what way does the locust swarm look and act like an army?</w:t>
+      </w:r>
+    </w:p>
+    <w:p>
+      <w:pPr/>
+      <w:r>
+        <w:rPr>
+          <w:lang w:val="en_US" w:bidi="en_US"/>
+        </w:rPr>
+      </w:r>
+      <w:r>
+        <w:rPr>
+          <w:lang w:val="en_US" w:bidi="en_US"/>
+        </w:rPr>
+        <w:t>The locusts look like horses and run like horses.</w:t>
       </w:r>
       <w:r>
         <w:rPr>
@@ -1256,7 +1256,7 @@
         <w:rPr>
           <w:lang w:val="en_US" w:bidi="en_US"/>
         </w:rPr>
-        <w:t>Joel 2:9</w:t>
+        <w:t>Joel 2:9 (#1)</w:t>
       </w:r>
       <w:r>
         <w:rPr>
@@ -1319,7 +1319,7 @@
         <w:rPr>
           <w:lang w:val="en_US" w:bidi="en_US"/>
         </w:rPr>
-        <w:t>Joel 2:11</w:t>
+        <w:t>Joel 2:11 (#1)</w:t>
       </w:r>
       <w:r>
         <w:rPr>
@@ -1382,7 +1382,7 @@
         <w:rPr>
           <w:lang w:val="en_US" w:bidi="en_US"/>
         </w:rPr>
-        <w:t>Joel 2:13</w:t>
+        <w:t>Joel 2:13 (#2)</w:t>
       </w:r>
       <w:r>
         <w:rPr>
@@ -1402,21 +1402,21 @@
           <w:b/>
           <w:lang w:val="en_US" w:bidi="en_US"/>
         </w:rPr>
-        <w:t>What two things should the people tear?</w:t>
-      </w:r>
-    </w:p>
-    <w:p>
-      <w:pPr/>
-      <w:r>
-        <w:rPr>
-          <w:lang w:val="en_US" w:bidi="en_US"/>
-        </w:rPr>
-      </w:r>
-      <w:r>
-        <w:rPr>
-          <w:lang w:val="en_US" w:bidi="en_US"/>
-        </w:rPr>
-        <w:t>They should tear their hearts and their garments.</w:t>
+        <w:t>Why should the people return to Yahweh?</w:t>
+      </w:r>
+    </w:p>
+    <w:p>
+      <w:pPr/>
+      <w:r>
+        <w:rPr>
+          <w:lang w:val="en_US" w:bidi="en_US"/>
+        </w:rPr>
+      </w:r>
+      <w:r>
+        <w:rPr>
+          <w:lang w:val="en_US" w:bidi="en_US"/>
+        </w:rPr>
+        <w:t>He is gracious and merciful, slow to anger and abundant in love, and he would like to turn from inflicting punishment.</w:t>
       </w:r>
       <w:r>
         <w:rPr>
@@ -1445,7 +1445,7 @@
         <w:rPr>
           <w:lang w:val="en_US" w:bidi="en_US"/>
         </w:rPr>
-        <w:t>Joel 2:13 (#2)</w:t>
+        <w:t>Joel 2:13 (#1)</w:t>
       </w:r>
       <w:r>
         <w:rPr>
@@ -1465,21 +1465,21 @@
           <w:b/>
           <w:lang w:val="en_US" w:bidi="en_US"/>
         </w:rPr>
-        <w:t>Why should the people return to Yahweh?</w:t>
-      </w:r>
-    </w:p>
-    <w:p>
-      <w:pPr/>
-      <w:r>
-        <w:rPr>
-          <w:lang w:val="en_US" w:bidi="en_US"/>
-        </w:rPr>
-      </w:r>
-      <w:r>
-        <w:rPr>
-          <w:lang w:val="en_US" w:bidi="en_US"/>
-        </w:rPr>
-        <w:t>He is gracious and merciful, slow to anger and abundant in love, and he would like to turn from inflicting punishment.</w:t>
+        <w:t>What should the people tear?</w:t>
+      </w:r>
+    </w:p>
+    <w:p>
+      <w:pPr/>
+      <w:r>
+        <w:rPr>
+          <w:lang w:val="en_US" w:bidi="en_US"/>
+        </w:rPr>
+      </w:r>
+      <w:r>
+        <w:rPr>
+          <w:lang w:val="en_US" w:bidi="en_US"/>
+        </w:rPr>
+        <w:t>They should tear their hearts and not their garments.</w:t>
       </w:r>
       <w:r>
         <w:rPr>
@@ -1508,7 +1508,7 @@
         <w:rPr>
           <w:lang w:val="en_US" w:bidi="en_US"/>
         </w:rPr>
-        <w:t>Joel 2:15</w:t>
+        <w:t>Joel 2:15 (#1)</w:t>
       </w:r>
       <w:r>
         <w:rPr>
@@ -1542,7 +1542,7 @@
         <w:rPr>
           <w:lang w:val="en_US" w:bidi="en_US"/>
         </w:rPr>
-        <w:t>They should blow a trumpet to consecrate a fast, and to call a sacred assembly.</w:t>
+        <w:t>They should blow a trumpet to consecrate a fast and to call a sacred assembly.</w:t>
       </w:r>
       <w:r>
         <w:rPr>
@@ -1571,7 +1571,7 @@
         <w:rPr>
           <w:lang w:val="en_US" w:bidi="en_US"/>
         </w:rPr>
-        <w:t>Joel 2:19</w:t>
+        <w:t>Joel 2:19 (#1)</w:t>
       </w:r>
       <w:r>
         <w:rPr>
@@ -1605,7 +1605,7 @@
         <w:rPr>
           <w:lang w:val="en_US" w:bidi="en_US"/>
         </w:rPr>
-        <w:t>Yahweh’s people had been a disgrace among the nations.</w:t>
+        <w:t>Yahweh’s people had been a reproach, an object of scorn, among the nations.</w:t>
       </w:r>
       <w:r>
         <w:rPr>
@@ -1634,7 +1634,7 @@
         <w:rPr>
           <w:lang w:val="en_US" w:bidi="en_US"/>
         </w:rPr>
-        <w:t>Joel 2:21</w:t>
+        <w:t>Joel 2:21 (#1)</w:t>
       </w:r>
       <w:r>
         <w:rPr>
@@ -1668,7 +1668,7 @@
         <w:rPr>
           <w:lang w:val="en_US" w:bidi="en_US"/>
         </w:rPr>
-        <w:t>The land should not fear for Yahweh has done great things.</w:t>
+        <w:t>The land should not fear, because Yahweh has done great things.</w:t>
       </w:r>
       <w:r>
         <w:rPr>
@@ -1697,7 +1697,7 @@
         <w:rPr>
           <w:lang w:val="en_US" w:bidi="en_US"/>
         </w:rPr>
-        <w:t>Joel 2:25</w:t>
+        <w:t>Joel 2:25 (#1)</w:t>
       </w:r>
       <w:r>
         <w:rPr>
@@ -1760,7 +1760,7 @@
         <w:rPr>
           <w:lang w:val="en_US" w:bidi="en_US"/>
         </w:rPr>
-        <w:t>Joel 2:26–27</w:t>
+        <w:t>Joel 2:26–27 (#1)</w:t>
       </w:r>
       <w:r>
         <w:rPr>
@@ -1823,7 +1823,7 @@
         <w:rPr>
           <w:lang w:val="en_US" w:bidi="en_US"/>
         </w:rPr>
-        <w:t>Joel 2:28–29</w:t>
+        <w:t>Joel 2:28–29 (#1)</w:t>
       </w:r>
       <w:r>
         <w:rPr>
@@ -1886,7 +1886,7 @@
         <w:rPr>
           <w:lang w:val="en_US" w:bidi="en_US"/>
         </w:rPr>
-        <w:t>Joel 2:30</w:t>
+        <w:t>Joel 2:30 (#1)</w:t>
       </w:r>
       <w:r>
         <w:rPr>
@@ -1906,21 +1906,21 @@
           <w:b/>
           <w:lang w:val="en_US" w:bidi="en_US"/>
         </w:rPr>
-        <w:t>What will Yahweh show in heavens and on the earth?</w:t>
-      </w:r>
-    </w:p>
-    <w:p>
-      <w:pPr/>
-      <w:r>
-        <w:rPr>
-          <w:lang w:val="en_US" w:bidi="en_US"/>
-        </w:rPr>
-      </w:r>
-      <w:r>
-        <w:rPr>
-          <w:lang w:val="en_US" w:bidi="en_US"/>
-        </w:rPr>
-        <w:t>Yahweh show wonders in heavens and on the earth.</w:t>
+        <w:t>What will Yahweh show in the heavens and on the earth?</w:t>
+      </w:r>
+    </w:p>
+    <w:p>
+      <w:pPr/>
+      <w:r>
+        <w:rPr>
+          <w:lang w:val="en_US" w:bidi="en_US"/>
+        </w:rPr>
+      </w:r>
+      <w:r>
+        <w:rPr>
+          <w:lang w:val="en_US" w:bidi="en_US"/>
+        </w:rPr>
+        <w:t>Yahweh show wonders in the heavens and on the earth.</w:t>
       </w:r>
       <w:r>
         <w:rPr>
@@ -1949,7 +1949,7 @@
         <w:rPr>
           <w:lang w:val="en_US" w:bidi="en_US"/>
         </w:rPr>
-        <w:t>Joel 2:31</w:t>
+        <w:t>Joel 2:31 (#1)</w:t>
       </w:r>
       <w:r>
         <w:rPr>
@@ -2012,7 +2012,7 @@
         <w:rPr>
           <w:lang w:val="en_US" w:bidi="en_US"/>
         </w:rPr>
-        <w:t>Joel 2:32</w:t>
+        <w:t>Joel 2:32 (#1)</w:t>
       </w:r>
       <w:r>
         <w:rPr>
@@ -2075,7 +2075,7 @@
         <w:rPr>
           <w:lang w:val="en_US" w:bidi="en_US"/>
         </w:rPr>
-        <w:t>Joel 3:2</w:t>
+        <w:t>Joel 3:2 (#2)</w:t>
       </w:r>
       <w:r>
         <w:rPr>
@@ -2095,21 +2095,21 @@
           <w:b/>
           <w:lang w:val="en_US" w:bidi="en_US"/>
         </w:rPr>
-        <w:t>Who will Yahweh bring to the Valley of Jehoshphat?</w:t>
-      </w:r>
-    </w:p>
-    <w:p>
-      <w:pPr/>
-      <w:r>
-        <w:rPr>
-          <w:lang w:val="en_US" w:bidi="en_US"/>
-        </w:rPr>
-      </w:r>
-      <w:r>
-        <w:rPr>
-          <w:lang w:val="en_US" w:bidi="en_US"/>
-        </w:rPr>
-        <w:t>Yahweh will bring the nations to the Valley of Jehoshphat.</w:t>
+        <w:t>Who did the nations scatter?</w:t>
+      </w:r>
+    </w:p>
+    <w:p>
+      <w:pPr/>
+      <w:r>
+        <w:rPr>
+          <w:lang w:val="en_US" w:bidi="en_US"/>
+        </w:rPr>
+      </w:r>
+      <w:r>
+        <w:rPr>
+          <w:lang w:val="en_US" w:bidi="en_US"/>
+        </w:rPr>
+        <w:t>The nations scattered Yahweh’s people.</w:t>
       </w:r>
       <w:r>
         <w:rPr>
@@ -2138,7 +2138,7 @@
         <w:rPr>
           <w:lang w:val="en_US" w:bidi="en_US"/>
         </w:rPr>
-        <w:t>Joel 3:2 (#2)</w:t>
+        <w:t>Joel 3:2 (#1)</w:t>
       </w:r>
       <w:r>
         <w:rPr>
@@ -2158,21 +2158,21 @@
           <w:b/>
           <w:lang w:val="en_US" w:bidi="en_US"/>
         </w:rPr>
-        <w:t>Who did the nations scatter?</w:t>
-      </w:r>
-    </w:p>
-    <w:p>
-      <w:pPr/>
-      <w:r>
-        <w:rPr>
-          <w:lang w:val="en_US" w:bidi="en_US"/>
-        </w:rPr>
-      </w:r>
-      <w:r>
-        <w:rPr>
-          <w:lang w:val="en_US" w:bidi="en_US"/>
-        </w:rPr>
-        <w:t>The nations scattered Yahweh’s people.</w:t>
+        <w:t>Who will Yahweh bring to the Valley of Jehoshaphat?</w:t>
+      </w:r>
+    </w:p>
+    <w:p>
+      <w:pPr/>
+      <w:r>
+        <w:rPr>
+          <w:lang w:val="en_US" w:bidi="en_US"/>
+        </w:rPr>
+      </w:r>
+      <w:r>
+        <w:rPr>
+          <w:lang w:val="en_US" w:bidi="en_US"/>
+        </w:rPr>
+        <w:t>Yahweh will bring the nations to the Valley of Jehoshaphat.</w:t>
       </w:r>
       <w:r>
         <w:rPr>
@@ -2201,7 +2201,7 @@
         <w:rPr>
           <w:lang w:val="en_US" w:bidi="en_US"/>
         </w:rPr>
-        <w:t>Joel 3:4</w:t>
+        <w:t>Joel 3:4 (#1)</w:t>
       </w:r>
       <w:r>
         <w:rPr>
@@ -2264,7 +2264,7 @@
         <w:rPr>
           <w:lang w:val="en_US" w:bidi="en_US"/>
         </w:rPr>
-        <w:t>Joel 3:5</w:t>
+        <w:t>Joel 3:5 (#1)</w:t>
       </w:r>
       <w:r>
         <w:rPr>
@@ -2327,7 +2327,7 @@
         <w:rPr>
           <w:lang w:val="en_US" w:bidi="en_US"/>
         </w:rPr>
-        <w:t>Joel 3:6</w:t>
+        <w:t>Joel 3:6 (#1)</w:t>
       </w:r>
       <w:r>
         <w:rPr>
@@ -2390,7 +2390,7 @@
         <w:rPr>
           <w:lang w:val="en_US" w:bidi="en_US"/>
         </w:rPr>
-        <w:t>Joel 3:8</w:t>
+        <w:t>Joel 3:8 (#1)</w:t>
       </w:r>
       <w:r>
         <w:rPr>
@@ -2453,7 +2453,7 @@
         <w:rPr>
           <w:lang w:val="en_US" w:bidi="en_US"/>
         </w:rPr>
-        <w:t>Joel 3:10</w:t>
+        <w:t>Joel 3:10 (#1)</w:t>
       </w:r>
       <w:r>
         <w:rPr>
@@ -2516,7 +2516,7 @@
         <w:rPr>
           <w:lang w:val="en_US" w:bidi="en_US"/>
         </w:rPr>
-        <w:t>Joel 3:12</w:t>
+        <w:t>Joel 3:12 (#1)</w:t>
       </w:r>
       <w:r>
         <w:rPr>
@@ -2579,7 +2579,7 @@
         <w:rPr>
           <w:lang w:val="en_US" w:bidi="en_US"/>
         </w:rPr>
-        <w:t>Joel 3:14</w:t>
+        <w:t>Joel 3:15 (#1)</w:t>
       </w:r>
       <w:r>
         <w:rPr>
@@ -2613,7 +2613,7 @@
         <w:rPr>
           <w:lang w:val="en_US" w:bidi="en_US"/>
         </w:rPr>
-        <w:t>The sun and the moon will become dark, and the stars will keep back their brightness.</w:t>
+        <w:t>The sun and moon will become dark, and the stars will withdraw their brightness.</w:t>
       </w:r>
       <w:r>
         <w:rPr>
@@ -2642,7 +2642,7 @@
         <w:rPr>
           <w:lang w:val="en_US" w:bidi="en_US"/>
         </w:rPr>
-        <w:t>Joel 3:16</w:t>
+        <w:t>Joel 3:16 (#1)</w:t>
       </w:r>
       <w:r>
         <w:rPr>
@@ -2676,7 +2676,7 @@
         <w:rPr>
           <w:lang w:val="en_US" w:bidi="en_US"/>
         </w:rPr>
-        <w:t>Yahweh be a shelter and a fortress for his people.</w:t>
+        <w:t>Yahweh be a shelter and a stronghold for his people.</w:t>
       </w:r>
       <w:r>
         <w:rPr>
@@ -2705,7 +2705,7 @@
         <w:rPr>
           <w:lang w:val="en_US" w:bidi="en_US"/>
         </w:rPr>
-        <w:t>Joel 3:17</w:t>
+        <w:t>Joel 3:17 (#1)</w:t>
       </w:r>
       <w:r>
         <w:rPr>
@@ -2739,7 +2739,7 @@
         <w:rPr>
           <w:lang w:val="en_US" w:bidi="en_US"/>
         </w:rPr>
-        <w:t>Yahweh theirs God lives in Zion.</w:t>
+        <w:t>Yahweh their God lives in Zion.</w:t>
       </w:r>
       <w:r>
         <w:rPr>
@@ -2768,7 +2768,7 @@
         <w:rPr>
           <w:lang w:val="en_US" w:bidi="en_US"/>
         </w:rPr>
-        <w:t>Joel 3:18</w:t>
+        <w:t>Joel 3:18 (#1)</w:t>
       </w:r>
       <w:r>
         <w:rPr>
@@ -2831,7 +2831,7 @@
         <w:rPr>
           <w:lang w:val="en_US" w:bidi="en_US"/>
         </w:rPr>
-        <w:t>Joel 3:19</w:t>
+        <w:t>Joel 3:19 (#1)</w:t>
       </w:r>
       <w:r>
         <w:rPr>
